--- a/RAC/12장/12장_실습문제_정답.docx
+++ b/RAC/12장/12장_실습문제_정답.docx
@@ -240,7 +240,21 @@
           <w:rFonts w:ascii="맑은 고딕" w:hAnsi="맑은 고딕" w:eastAsia="맑은 고딕"/>
           <w:sz w:val="21"/>
         </w:rPr>
-        <w:t>해설: 전체 30 항목 중 24 개가 `*` 이고 나머지가 인스턴스별 3 개씩이다. 24 / 3 / 3 이 이 랩의 기준선이다.</w:t>
+        <w:t xml:space="preserve">해설: 전체 30 항목 중 24 개가 </w:t>
+      </w:r>
+      <w:r>
+        <w:rPr>
+          <w:rFonts w:ascii="Consolas" w:hAnsi="Consolas" w:eastAsia="Consolas" w:cs="Consolas"/>
+          <w:sz w:val="20"/>
+        </w:rPr>
+        <w:t xml:space="preserve">*</w:t>
+      </w:r>
+      <w:r>
+        <w:rPr>
+          <w:rFonts w:ascii="맑은 고딕" w:hAnsi="맑은 고딕" w:eastAsia="맑은 고딕"/>
+          <w:sz w:val="21"/>
+        </w:rPr>
+        <w:t xml:space="preserve"> 이고 나머지가 인스턴스별 3 개씩이다. 24 / 3 / 3 이 이 랩의 기준선이다.</w:t>
       </w:r>
     </w:p>
     <w:p>
@@ -294,7 +308,21 @@
           <w:rFonts w:ascii="맑은 고딕" w:hAnsi="맑은 고딕" w:eastAsia="맑은 고딕"/>
           <w:sz w:val="21"/>
         </w:rPr>
-        <w:t>해설: pfile 로 내려받으면 `*.open_cursors=300` 형태로 나타난다. 인스턴스별 값이 있으면 그쪽이 우선한다.</w:t>
+        <w:t xml:space="preserve">해설: pfile 로 내려받으면 </w:t>
+      </w:r>
+      <w:r>
+        <w:rPr>
+          <w:rFonts w:ascii="Consolas" w:hAnsi="Consolas" w:eastAsia="Consolas" w:cs="Consolas"/>
+          <w:sz w:val="20"/>
+        </w:rPr>
+        <w:t xml:space="preserve">*.open_cursors=300</w:t>
+      </w:r>
+      <w:r>
+        <w:rPr>
+          <w:rFonts w:ascii="맑은 고딕" w:hAnsi="맑은 고딕" w:eastAsia="맑은 고딕"/>
+          <w:sz w:val="21"/>
+        </w:rPr>
+        <w:t xml:space="preserve"> 형태로 나타난다. 인스턴스별 값이 있으면 그쪽이 우선한다.</w:t>
       </w:r>
     </w:p>
     <w:p>
@@ -330,7 +358,21 @@
           <w:rFonts w:ascii="맑은 고딕" w:hAnsi="맑은 고딕" w:eastAsia="맑은 고딕"/>
           <w:sz w:val="21"/>
         </w:rPr>
-        <w:t>해설: 값을 되돌리는 것이 아니라 항목 자체를 SPFILE 에서 지운다. 그러면 상위인 `*` 값이 다시 적용된다.</w:t>
+        <w:t xml:space="preserve">해설: 값을 되돌리는 것이 아니라 항목 자체를 SPFILE 에서 지운다. 그러면 상위인 </w:t>
+      </w:r>
+      <w:r>
+        <w:rPr>
+          <w:rFonts w:ascii="Consolas" w:hAnsi="Consolas" w:eastAsia="Consolas" w:cs="Consolas"/>
+          <w:sz w:val="20"/>
+        </w:rPr>
+        <w:t xml:space="preserve">*</w:t>
+      </w:r>
+      <w:r>
+        <w:rPr>
+          <w:rFonts w:ascii="맑은 고딕" w:hAnsi="맑은 고딕" w:eastAsia="맑은 고딕"/>
+          <w:sz w:val="21"/>
+        </w:rPr>
+        <w:t xml:space="preserve"> 값이 다시 적용된다.</w:t>
       </w:r>
     </w:p>
     <w:p>
@@ -626,7 +668,21 @@
           <w:rFonts w:ascii="맑은 고딕" w:hAnsi="맑은 고딕" w:eastAsia="맑은 고딕"/>
           <w:sz w:val="21"/>
         </w:rPr>
-        <w:t>해설: System altered 만 나온다. V$SPPARAMETER 를 조회하면 racdb1 전용 항목이 `*` 값과 나란히 존재하는 것이 확인된다.</w:t>
+        <w:t xml:space="preserve">해설: System altered 만 나온다. V$SPPARAMETER 를 조회하면 racdb1 전용 항목이 </w:t>
+      </w:r>
+      <w:r>
+        <w:rPr>
+          <w:rFonts w:ascii="Consolas" w:hAnsi="Consolas" w:eastAsia="Consolas" w:cs="Consolas"/>
+          <w:sz w:val="20"/>
+        </w:rPr>
+        <w:t xml:space="preserve">*</w:t>
+      </w:r>
+      <w:r>
+        <w:rPr>
+          <w:rFonts w:ascii="맑은 고딕" w:hAnsi="맑은 고딕" w:eastAsia="맑은 고딕"/>
+          <w:sz w:val="21"/>
+        </w:rPr>
+        <w:t xml:space="preserve"> 값과 나란히 존재하는 것이 확인된다.</w:t>
       </w:r>
     </w:p>
     <w:p>
@@ -671,7 +727,21 @@
           <w:rFonts w:ascii="맑은 고딕" w:hAnsi="맑은 고딕" w:eastAsia="맑은 고딕"/>
           <w:sz w:val="21"/>
         </w:rPr>
-        <w:t>[중-16] 정답: ② 항목 자체를 지워 상위 `*` 값이 다시 적용되게 한다</w:t>
+        <w:t xml:space="preserve">[중-16] 정답: ② 항목 자체를 지워 상위 </w:t>
+      </w:r>
+      <w:r>
+        <w:rPr>
+          <w:rFonts w:ascii="Consolas" w:hAnsi="Consolas" w:eastAsia="Consolas" w:cs="Consolas"/>
+          <w:sz w:val="20"/>
+        </w:rPr>
+        <w:t xml:space="preserve">*</w:t>
+      </w:r>
+      <w:r>
+        <w:rPr>
+          <w:rFonts w:ascii="맑은 고딕" w:hAnsi="맑은 고딕" w:eastAsia="맑은 고딕"/>
+          <w:sz w:val="21"/>
+        </w:rPr>
+        <w:t xml:space="preserve"> 값이 다시 적용되게 한다</w:t>
       </w:r>
     </w:p>
     <w:p>
@@ -680,7 +750,21 @@
           <w:rFonts w:ascii="맑은 고딕" w:hAnsi="맑은 고딕" w:eastAsia="맑은 고딕"/>
           <w:sz w:val="21"/>
         </w:rPr>
-        <w:t>해설: 실습에서 RESET 후 racdb1 전용 항목이 사라지고 `*` 만 남는 것을 확인했다. 항목 수도 24 / 3 / 3 으로 복귀했다.</w:t>
+        <w:t xml:space="preserve">해설: 실습에서 RESET 후 racdb1 전용 항목이 사라지고 </w:t>
+      </w:r>
+      <w:r>
+        <w:rPr>
+          <w:rFonts w:ascii="Consolas" w:hAnsi="Consolas" w:eastAsia="Consolas" w:cs="Consolas"/>
+          <w:sz w:val="20"/>
+        </w:rPr>
+        <w:t xml:space="preserve">*</w:t>
+      </w:r>
+      <w:r>
+        <w:rPr>
+          <w:rFonts w:ascii="맑은 고딕" w:hAnsi="맑은 고딕" w:eastAsia="맑은 고딕"/>
+          <w:sz w:val="21"/>
+        </w:rPr>
+        <w:t xml:space="preserve"> 만 남는 것을 확인했다. 항목 수도 24 / 3 / 3 으로 복귀했다.</w:t>
       </w:r>
     </w:p>
     <w:p>
@@ -689,7 +773,21 @@
           <w:rFonts w:ascii="맑은 고딕" w:hAnsi="맑은 고딕" w:eastAsia="맑은 고딕"/>
           <w:sz w:val="21"/>
         </w:rPr>
-        <w:t>[중-17] 정답: ② 인스턴스별 항목이 남아 이후 `*` 변경이 그 인스턴스에 반영되지 않는다</w:t>
+        <w:t xml:space="preserve">[중-17] 정답: ② 인스턴스별 항목이 남아 이후 </w:t>
+      </w:r>
+      <w:r>
+        <w:rPr>
+          <w:rFonts w:ascii="Consolas" w:hAnsi="Consolas" w:eastAsia="Consolas" w:cs="Consolas"/>
+          <w:sz w:val="20"/>
+        </w:rPr>
+        <w:t xml:space="preserve">*</w:t>
+      </w:r>
+      <w:r>
+        <w:rPr>
+          <w:rFonts w:ascii="맑은 고딕" w:hAnsi="맑은 고딕" w:eastAsia="맑은 고딕"/>
+          <w:sz w:val="21"/>
+        </w:rPr>
+        <w:t xml:space="preserve"> 변경이 그 인스턴스에 반영되지 않는다</w:t>
       </w:r>
     </w:p>
     <w:p>
